--- a/packages/document-engine/templates/8_control_report.docx
+++ b/packages/document-engine/templates/8_control_report.docx
@@ -3905,7 +3905,7 @@
   <w:docDefaults>
     <w:rPrDefault>
       <w:rPr>
-        <w:rFonts w:ascii="Liberation Serif" w:hAnsi="Liberation Serif" w:eastAsia="Noto Serif CJK SC" w:cs="Noto Sans Devanagari"/>
+        <w:rFonts w:ascii="Arial" w:hAnsi="Arial" w:eastAsia="Arial" w:cs="Arial"/>
         <w:kern w:val="2"/>
         <w:sz w:val="24"/>
         <w:szCs w:val="24"/>
@@ -3927,7 +3927,7 @@
       <w:bidi w:val="0"/>
     </w:pPr>
     <w:rPr>
-      <w:rFonts w:ascii="Liberation Serif" w:hAnsi="Liberation Serif" w:eastAsia="Noto Serif CJK SC" w:cs="Noto Sans Devanagari"/>
+      <w:rFonts w:ascii="Arial" w:hAnsi="Arial" w:eastAsia="Arial" w:cs="Arial"/>
       <w:color w:val="auto"/>
       <w:kern w:val="2"/>
       <w:sz w:val="24"/>
@@ -4065,21 +4065,21 @@
     <w:name w:val="Source Text"/>
     <w:qFormat/>
     <w:rPr>
-      <w:rFonts w:ascii="Liberation Mono" w:hAnsi="Liberation Mono" w:eastAsia="Noto Sans Mono CJK SC" w:cs="Liberation Mono"/>
+      <w:rFonts w:ascii="Liberation Mono" w:hAnsi="Liberation Mono" w:eastAsia="Arial" w:cs="Liberation Mono"/>
     </w:rPr>
   </w:style>
   <w:style w:type="character" w:styleId="Example">
     <w:name w:val="Example"/>
     <w:qFormat/>
     <w:rPr>
-      <w:rFonts w:ascii="Liberation Mono" w:hAnsi="Liberation Mono" w:eastAsia="Noto Sans Mono CJK SC" w:cs="Liberation Mono"/>
+      <w:rFonts w:ascii="Liberation Mono" w:hAnsi="Liberation Mono" w:eastAsia="Arial" w:cs="Liberation Mono"/>
     </w:rPr>
   </w:style>
   <w:style w:type="character" w:styleId="UserEntry">
     <w:name w:val="User Entry"/>
     <w:qFormat/>
     <w:rPr>
-      <w:rFonts w:ascii="Liberation Mono" w:hAnsi="Liberation Mono" w:eastAsia="Noto Sans Mono CJK SC" w:cs="Liberation Mono"/>
+      <w:rFonts w:ascii="Liberation Mono" w:hAnsi="Liberation Mono" w:eastAsia="Arial" w:cs="Liberation Mono"/>
     </w:rPr>
   </w:style>
   <w:style w:type="character" w:styleId="Variable">
@@ -4099,7 +4099,7 @@
     <w:name w:val="Teletype"/>
     <w:qFormat/>
     <w:rPr>
-      <w:rFonts w:ascii="Liberation Mono" w:hAnsi="Liberation Mono" w:eastAsia="Noto Sans Mono CJK SC" w:cs="Liberation Mono"/>
+      <w:rFonts w:ascii="Liberation Mono" w:hAnsi="Liberation Mono" w:eastAsia="Arial" w:cs="Liberation Mono"/>
     </w:rPr>
   </w:style>
   <w:style w:type="paragraph" w:styleId="Heading">
@@ -4112,7 +4112,7 @@
       <w:spacing w:before="240" w:after="120"/>
     </w:pPr>
     <w:rPr>
-      <w:rFonts w:ascii="Liberation Sans" w:hAnsi="Liberation Sans" w:eastAsia="Noto Sans CJK SC" w:cs="Noto Sans Devanagari"/>
+      <w:rFonts w:ascii="Arial" w:hAnsi="Arial" w:eastAsia="Arial" w:cs="Arial"/>
       <w:sz w:val="28"/>
       <w:szCs w:val="28"/>
     </w:rPr>
@@ -4130,7 +4130,7 @@
     <w:basedOn w:val="BodyText"/>
     <w:pPr/>
     <w:rPr>
-      <w:rFonts w:cs="Noto Sans Devanagari"/>
+      <w:rFonts w:cs="Arial"/>
     </w:rPr>
   </w:style>
   <w:style w:type="paragraph" w:styleId="Caption">
@@ -4142,7 +4142,7 @@
       <w:spacing w:before="120" w:after="120"/>
     </w:pPr>
     <w:rPr>
-      <w:rFonts w:cs="Noto Sans Devanagari"/>
+      <w:rFonts w:cs="Arial"/>
       <w:i/>
       <w:iCs/>
       <w:sz w:val="24"/>
@@ -4157,7 +4157,7 @@
       <w:suppressLineNumbers/>
     </w:pPr>
     <w:rPr>
-      <w:rFonts w:cs="Noto Sans Devanagari"/>
+      <w:rFonts w:cs="Arial"/>
     </w:rPr>
   </w:style>
   <w:style w:type="paragraph" w:styleId="HeaderandFooter">

--- a/packages/document-engine/templates/8_control_report.docx
+++ b/packages/document-engine/templates/8_control_report.docx
@@ -2140,7 +2140,7 @@
               <w:szCs w:val="16"/>
               <w:lang w:val="ro-RO"/>
             </w:rPr>
-            <w:instrText xml:space="preserve"> PAGE \* ARABIC </w:instrText>
+            <w:instrText xml:space="preserve"> PAGE </w:instrText>
           </w:r>
           <w:r>
             <w:rPr>
@@ -2224,7 +2224,7 @@
               <w:szCs w:val="16"/>
               <w:lang w:val="ro-RO"/>
             </w:rPr>
-            <w:instrText xml:space="preserve"> NUMPAGES \* ARABIC </w:instrText>
+            <w:instrText xml:space="preserve"> NUMPAGES </w:instrText>
           </w:r>
           <w:r>
             <w:rPr>
@@ -2939,7 +2939,7 @@
               <w:szCs w:val="16"/>
               <w:lang w:val="ro-RO"/>
             </w:rPr>
-            <w:instrText xml:space="preserve"> PAGE \* ARABIC </w:instrText>
+            <w:instrText xml:space="preserve"> PAGE </w:instrText>
           </w:r>
           <w:r>
             <w:rPr>
@@ -3023,7 +3023,7 @@
               <w:szCs w:val="16"/>
               <w:lang w:val="ro-RO"/>
             </w:rPr>
-            <w:instrText xml:space="preserve"> NUMPAGES \* ARABIC </w:instrText>
+            <w:instrText xml:space="preserve"> NUMPAGES </w:instrText>
           </w:r>
           <w:r>
             <w:rPr>
@@ -3738,7 +3738,7 @@
               <w:szCs w:val="16"/>
               <w:lang w:val="ro-RO"/>
             </w:rPr>
-            <w:instrText xml:space="preserve"> PAGE \* ARABIC </w:instrText>
+            <w:instrText xml:space="preserve"> PAGE </w:instrText>
           </w:r>
           <w:r>
             <w:rPr>
@@ -3822,7 +3822,7 @@
               <w:szCs w:val="16"/>
               <w:lang w:val="ro-RO"/>
             </w:rPr>
-            <w:instrText xml:space="preserve"> NUMPAGES \* ARABIC </w:instrText>
+            <w:instrText xml:space="preserve"> NUMPAGES </w:instrText>
           </w:r>
           <w:r>
             <w:rPr>

--- a/packages/document-engine/templates/8_control_report.docx
+++ b/packages/document-engine/templates/8_control_report.docx
@@ -1478,11 +1478,11 @@
       <w:rPr>
         <w:rFonts w:ascii="Arial" w:hAnsi="Arial" w:eastAsia="Arial" w:cs="Arial"/>
         <w:b w:val="false"/>
-        <w:color w:val="auto"/>
+        <w:color w:val="7A7A7A"/>
         <w:spacing w:val="0"/>
         <w:w w:val="100"/>
-        <w:sz w:val="16"/>
-        <w:szCs w:val="16"/>
+        <w:sz w:val="15"/>
+        <w:szCs w:val="15"/>
         <w:lang w:val="ro-RO"/>
       </w:rPr>
     </w:pPr>
@@ -1490,11 +1490,11 @@
       <w:rPr>
         <w:rFonts w:eastAsia="Arial" w:cs="Arial" w:ascii="Arial" w:hAnsi="Arial"/>
         <w:b w:val="false"/>
-        <w:color w:val="auto"/>
+        <w:color w:val="7A7A7A"/>
         <w:spacing w:val="0"/>
         <w:w w:val="100"/>
-        <w:sz w:val="16"/>
-        <w:szCs w:val="16"/>
+        <w:sz w:val="15"/>
+        <w:szCs w:val="15"/>
         <w:lang w:val="ro-RO"/>
       </w:rPr>
       <w:t>{{#branding}}Document generat cu SSM Ușor · ssmusor.ro{{/branding}}</w:t>
